--- a/docs/reference-forms/output/TAI-FORM-RP-16-blank.docx
+++ b/docs/reference-forms/output/TAI-FORM-RP-16-blank.docx
@@ -51,7 +51,7 @@
                 <w:sz w:val="32"/>
                 <w:szCs w:val="32"/>
               </w:rPr>
-              <w:t xml:space="preserve">설비 검사 결과 보고서</w:t>
+              <w:t xml:space="preserve">연구실 교차점검 결과·분석보고서</w:t>
             </w:r>
           </w:p>
         </w:tc>
@@ -114,7 +114,7 @@
                 <w:sz w:val="20"/>
                 <w:szCs w:val="20"/>
               </w:rPr>
-              <w:t xml:space="preserve">사업장명: </w:t>
+              <w:t xml:space="preserve">연구기관명: </w:t>
             </w:r>
           </w:p>
         </w:tc>
@@ -146,7 +146,7 @@
                 <w:sz w:val="20"/>
                 <w:szCs w:val="20"/>
               </w:rPr>
-              <w:t xml:space="preserve">검사일: </w:t>
+              <w:t xml:space="preserve">점검일: </w:t>
             </w:r>
           </w:p>
         </w:tc>
@@ -183,7 +183,7 @@
                 <w:sz w:val="20"/>
                 <w:szCs w:val="20"/>
               </w:rPr>
-              <w:t xml:space="preserve">검사자: </w:t>
+              <w:t xml:space="preserve">점검자/점검팀: </w:t>
             </w:r>
           </w:p>
         </w:tc>
@@ -231,7 +231,7 @@
     </w:p>
     <w:tbl>
       <w:tblPr>
-        <w:tblW w:type="dxa" w:w="9634"/>
+        <w:tblW w:type="dxa" w:w="9635"/>
         <w:tblBorders>
           <w:top w:val="single" w:color="auto" w:sz="4"/>
           <w:left w:val="single" w:color="auto" w:sz="4"/>
@@ -244,10 +244,9 @@
       </w:tblPr>
       <w:tblGrid>
         <w:gridCol w:w="566"/>
-        <w:gridCol w:w="4535"/>
-        <w:gridCol w:w="1133"/>
-        <w:gridCol w:w="2040"/>
-        <w:gridCol w:w="1360"/>
+        <w:gridCol w:w="3968"/>
+        <w:gridCol w:w="2607"/>
+        <w:gridCol w:w="2494"/>
       </w:tblGrid>
       <w:tr>
         <w:trPr>
@@ -290,7 +289,7 @@
         </w:tc>
         <w:tc>
           <w:tcPr>
-            <w:tcW w:type="dxa" w:w="4535"/>
+            <w:tcW w:type="dxa" w:w="3968"/>
             <w:tcBorders>
               <w:top w:val="single" w:color="000000" w:sz="4"/>
               <w:left w:val="single" w:color="000000" w:sz="4"/>
@@ -318,13 +317,13 @@
                 <w:sz w:val="20"/>
                 <w:szCs w:val="20"/>
               </w:rPr>
-              <w:t xml:space="preserve">설비명/번호</w:t>
-            </w:r>
-          </w:p>
-        </w:tc>
-        <w:tc>
-          <w:tcPr>
-            <w:tcW w:type="dxa" w:w="1133"/>
+              <w:t xml:space="preserve">점검 항목/결과</w:t>
+            </w:r>
+          </w:p>
+        </w:tc>
+        <w:tc>
+          <w:tcPr>
+            <w:tcW w:type="dxa" w:w="2607"/>
             <w:tcBorders>
               <w:top w:val="single" w:color="000000" w:sz="4"/>
               <w:left w:val="single" w:color="000000" w:sz="4"/>
@@ -352,13 +351,13 @@
                 <w:sz w:val="20"/>
                 <w:szCs w:val="20"/>
               </w:rPr>
-              <w:t xml:space="preserve">검사일</w:t>
-            </w:r>
-          </w:p>
-        </w:tc>
-        <w:tc>
-          <w:tcPr>
-            <w:tcW w:type="dxa" w:w="2040"/>
+              <w:t xml:space="preserve">위험 요인(입력)</w:t>
+            </w:r>
+          </w:p>
+        </w:tc>
+        <w:tc>
+          <w:tcPr>
+            <w:tcW w:type="dxa" w:w="2494"/>
             <w:tcBorders>
               <w:top w:val="single" w:color="000000" w:sz="4"/>
               <w:left w:val="single" w:color="000000" w:sz="4"/>
@@ -386,48 +385,14 @@
                 <w:sz w:val="20"/>
                 <w:szCs w:val="20"/>
               </w:rPr>
-              <w:t xml:space="preserve">검사 결과(입력)</w:t>
-            </w:r>
-          </w:p>
-        </w:tc>
-        <w:tc>
-          <w:tcPr>
-            <w:tcW w:type="dxa" w:w="1360"/>
-            <w:tcBorders>
-              <w:top w:val="single" w:color="000000" w:sz="4"/>
-              <w:left w:val="single" w:color="000000" w:sz="4"/>
-              <w:bottom w:val="single" w:color="000000" w:sz="4"/>
-              <w:right w:val="single" w:color="000000" w:sz="4"/>
-            </w:tcBorders>
-            <w:shd w:fill="E8E8E8" w:color="auto" w:val="clear"/>
-            <w:tcMar>
-              <w:top w:type="dxa" w:w="170"/>
-              <w:left w:type="dxa" w:w="170"/>
-              <w:bottom w:type="dxa" w:w="170"/>
-              <w:right w:type="dxa" w:w="170"/>
-            </w:tcMar>
-            <w:vAlign w:val="center"/>
-          </w:tcPr>
-          <w:p>
-            <w:pPr>
-              <w:jc w:val="center"/>
-            </w:pPr>
-            <w:r>
-              <w:rPr>
-                <w:rFonts w:ascii="NanumGothic" w:cs="NanumGothic" w:eastAsia="NanumGothic" w:hAnsi="NanumGothic"/>
-                <w:b/>
-                <w:bCs/>
-                <w:sz w:val="20"/>
-                <w:szCs w:val="20"/>
-              </w:rPr>
-              <w:t xml:space="preserve">조치사항(입력)</w:t>
+              <w:t xml:space="preserve">개선 권고(입력)</w:t>
             </w:r>
           </w:p>
         </w:tc>
       </w:tr>
       <w:tr>
         <w:trPr>
-          <w:trHeight w:val="566" w:hRule="atLeast"/>
+          <w:trHeight w:val="510" w:hRule="atLeast"/>
         </w:trPr>
         <w:tc>
           <w:tcPr>
@@ -463,7 +428,7 @@
         </w:tc>
         <w:tc>
           <w:tcPr>
-            <w:tcW w:type="dxa" w:w="4535"/>
+            <w:tcW w:type="dxa" w:w="3968"/>
             <w:tcBorders>
               <w:top w:val="single" w:color="000000" w:sz="4"/>
               <w:left w:val="single" w:color="000000" w:sz="4"/>
@@ -495,7 +460,7 @@
         </w:tc>
         <w:tc>
           <w:tcPr>
-            <w:tcW w:type="dxa" w:w="1133"/>
+            <w:tcW w:type="dxa" w:w="2607"/>
             <w:tcBorders>
               <w:top w:val="single" w:color="000000" w:sz="4"/>
               <w:left w:val="single" w:color="000000" w:sz="4"/>
@@ -527,39 +492,7 @@
         </w:tc>
         <w:tc>
           <w:tcPr>
-            <w:tcW w:type="dxa" w:w="2040"/>
-            <w:tcBorders>
-              <w:top w:val="single" w:color="000000" w:sz="4"/>
-              <w:left w:val="single" w:color="000000" w:sz="4"/>
-              <w:bottom w:val="single" w:color="000000" w:sz="4"/>
-              <w:right w:val="single" w:color="000000" w:sz="4"/>
-            </w:tcBorders>
-            <w:shd w:fill="ffffff" w:color="auto" w:val="clear"/>
-            <w:tcMar>
-              <w:top w:type="dxa" w:w="170"/>
-              <w:left w:type="dxa" w:w="170"/>
-              <w:bottom w:type="dxa" w:w="170"/>
-              <w:right w:type="dxa" w:w="170"/>
-            </w:tcMar>
-            <w:vAlign w:val="center"/>
-          </w:tcPr>
-          <w:p>
-            <w:pPr>
-              <w:jc w:val="left"/>
-            </w:pPr>
-            <w:r>
-              <w:rPr>
-                <w:rFonts w:ascii="NanumGothic" w:cs="NanumGothic" w:eastAsia="NanumGothic" w:hAnsi="NanumGothic"/>
-                <w:sz w:val="20"/>
-                <w:szCs w:val="20"/>
-              </w:rPr>
-              <w:t xml:space="preserve"/>
-            </w:r>
-          </w:p>
-        </w:tc>
-        <w:tc>
-          <w:tcPr>
-            <w:tcW w:type="dxa" w:w="1360"/>
+            <w:tcW w:type="dxa" w:w="2494"/>
             <w:tcBorders>
               <w:top w:val="single" w:color="000000" w:sz="4"/>
               <w:left w:val="single" w:color="000000" w:sz="4"/>
@@ -592,7 +525,7 @@
       </w:tr>
       <w:tr>
         <w:trPr>
-          <w:trHeight w:val="566" w:hRule="atLeast"/>
+          <w:trHeight w:val="510" w:hRule="atLeast"/>
         </w:trPr>
         <w:tc>
           <w:tcPr>
@@ -628,7 +561,7 @@
         </w:tc>
         <w:tc>
           <w:tcPr>
-            <w:tcW w:type="dxa" w:w="4535"/>
+            <w:tcW w:type="dxa" w:w="3968"/>
             <w:tcBorders>
               <w:top w:val="single" w:color="000000" w:sz="4"/>
               <w:left w:val="single" w:color="000000" w:sz="4"/>
@@ -660,7 +593,7 @@
         </w:tc>
         <w:tc>
           <w:tcPr>
-            <w:tcW w:type="dxa" w:w="1133"/>
+            <w:tcW w:type="dxa" w:w="2607"/>
             <w:tcBorders>
               <w:top w:val="single" w:color="000000" w:sz="4"/>
               <w:left w:val="single" w:color="000000" w:sz="4"/>
@@ -692,39 +625,7 @@
         </w:tc>
         <w:tc>
           <w:tcPr>
-            <w:tcW w:type="dxa" w:w="2040"/>
-            <w:tcBorders>
-              <w:top w:val="single" w:color="000000" w:sz="4"/>
-              <w:left w:val="single" w:color="000000" w:sz="4"/>
-              <w:bottom w:val="single" w:color="000000" w:sz="4"/>
-              <w:right w:val="single" w:color="000000" w:sz="4"/>
-            </w:tcBorders>
-            <w:shd w:fill="F5F5F5" w:color="auto" w:val="clear"/>
-            <w:tcMar>
-              <w:top w:type="dxa" w:w="170"/>
-              <w:left w:type="dxa" w:w="170"/>
-              <w:bottom w:type="dxa" w:w="170"/>
-              <w:right w:type="dxa" w:w="170"/>
-            </w:tcMar>
-            <w:vAlign w:val="center"/>
-          </w:tcPr>
-          <w:p>
-            <w:pPr>
-              <w:jc w:val="left"/>
-            </w:pPr>
-            <w:r>
-              <w:rPr>
-                <w:rFonts w:ascii="NanumGothic" w:cs="NanumGothic" w:eastAsia="NanumGothic" w:hAnsi="NanumGothic"/>
-                <w:sz w:val="20"/>
-                <w:szCs w:val="20"/>
-              </w:rPr>
-              <w:t xml:space="preserve"/>
-            </w:r>
-          </w:p>
-        </w:tc>
-        <w:tc>
-          <w:tcPr>
-            <w:tcW w:type="dxa" w:w="1360"/>
+            <w:tcW w:type="dxa" w:w="2494"/>
             <w:tcBorders>
               <w:top w:val="single" w:color="000000" w:sz="4"/>
               <w:left w:val="single" w:color="000000" w:sz="4"/>
@@ -757,7 +658,7 @@
       </w:tr>
       <w:tr>
         <w:trPr>
-          <w:trHeight w:val="566" w:hRule="atLeast"/>
+          <w:trHeight w:val="510" w:hRule="atLeast"/>
         </w:trPr>
         <w:tc>
           <w:tcPr>
@@ -793,7 +694,7 @@
         </w:tc>
         <w:tc>
           <w:tcPr>
-            <w:tcW w:type="dxa" w:w="4535"/>
+            <w:tcW w:type="dxa" w:w="3968"/>
             <w:tcBorders>
               <w:top w:val="single" w:color="000000" w:sz="4"/>
               <w:left w:val="single" w:color="000000" w:sz="4"/>
@@ -825,7 +726,7 @@
         </w:tc>
         <w:tc>
           <w:tcPr>
-            <w:tcW w:type="dxa" w:w="1133"/>
+            <w:tcW w:type="dxa" w:w="2607"/>
             <w:tcBorders>
               <w:top w:val="single" w:color="000000" w:sz="4"/>
               <w:left w:val="single" w:color="000000" w:sz="4"/>
@@ -857,39 +758,7 @@
         </w:tc>
         <w:tc>
           <w:tcPr>
-            <w:tcW w:type="dxa" w:w="2040"/>
-            <w:tcBorders>
-              <w:top w:val="single" w:color="000000" w:sz="4"/>
-              <w:left w:val="single" w:color="000000" w:sz="4"/>
-              <w:bottom w:val="single" w:color="000000" w:sz="4"/>
-              <w:right w:val="single" w:color="000000" w:sz="4"/>
-            </w:tcBorders>
-            <w:shd w:fill="ffffff" w:color="auto" w:val="clear"/>
-            <w:tcMar>
-              <w:top w:type="dxa" w:w="170"/>
-              <w:left w:type="dxa" w:w="170"/>
-              <w:bottom w:type="dxa" w:w="170"/>
-              <w:right w:type="dxa" w:w="170"/>
-            </w:tcMar>
-            <w:vAlign w:val="center"/>
-          </w:tcPr>
-          <w:p>
-            <w:pPr>
-              <w:jc w:val="left"/>
-            </w:pPr>
-            <w:r>
-              <w:rPr>
-                <w:rFonts w:ascii="NanumGothic" w:cs="NanumGothic" w:eastAsia="NanumGothic" w:hAnsi="NanumGothic"/>
-                <w:sz w:val="20"/>
-                <w:szCs w:val="20"/>
-              </w:rPr>
-              <w:t xml:space="preserve"/>
-            </w:r>
-          </w:p>
-        </w:tc>
-        <w:tc>
-          <w:tcPr>
-            <w:tcW w:type="dxa" w:w="1360"/>
+            <w:tcW w:type="dxa" w:w="2494"/>
             <w:tcBorders>
               <w:top w:val="single" w:color="000000" w:sz="4"/>
               <w:left w:val="single" w:color="000000" w:sz="4"/>
@@ -922,7 +791,7 @@
       </w:tr>
       <w:tr>
         <w:trPr>
-          <w:trHeight w:val="566" w:hRule="atLeast"/>
+          <w:trHeight w:val="510" w:hRule="atLeast"/>
         </w:trPr>
         <w:tc>
           <w:tcPr>
@@ -958,7 +827,7 @@
         </w:tc>
         <w:tc>
           <w:tcPr>
-            <w:tcW w:type="dxa" w:w="4535"/>
+            <w:tcW w:type="dxa" w:w="3968"/>
             <w:tcBorders>
               <w:top w:val="single" w:color="000000" w:sz="4"/>
               <w:left w:val="single" w:color="000000" w:sz="4"/>
@@ -990,7 +859,7 @@
         </w:tc>
         <w:tc>
           <w:tcPr>
-            <w:tcW w:type="dxa" w:w="1133"/>
+            <w:tcW w:type="dxa" w:w="2607"/>
             <w:tcBorders>
               <w:top w:val="single" w:color="000000" w:sz="4"/>
               <w:left w:val="single" w:color="000000" w:sz="4"/>
@@ -1022,39 +891,7 @@
         </w:tc>
         <w:tc>
           <w:tcPr>
-            <w:tcW w:type="dxa" w:w="2040"/>
-            <w:tcBorders>
-              <w:top w:val="single" w:color="000000" w:sz="4"/>
-              <w:left w:val="single" w:color="000000" w:sz="4"/>
-              <w:bottom w:val="single" w:color="000000" w:sz="4"/>
-              <w:right w:val="single" w:color="000000" w:sz="4"/>
-            </w:tcBorders>
-            <w:shd w:fill="F5F5F5" w:color="auto" w:val="clear"/>
-            <w:tcMar>
-              <w:top w:type="dxa" w:w="170"/>
-              <w:left w:type="dxa" w:w="170"/>
-              <w:bottom w:type="dxa" w:w="170"/>
-              <w:right w:type="dxa" w:w="170"/>
-            </w:tcMar>
-            <w:vAlign w:val="center"/>
-          </w:tcPr>
-          <w:p>
-            <w:pPr>
-              <w:jc w:val="left"/>
-            </w:pPr>
-            <w:r>
-              <w:rPr>
-                <w:rFonts w:ascii="NanumGothic" w:cs="NanumGothic" w:eastAsia="NanumGothic" w:hAnsi="NanumGothic"/>
-                <w:sz w:val="20"/>
-                <w:szCs w:val="20"/>
-              </w:rPr>
-              <w:t xml:space="preserve"/>
-            </w:r>
-          </w:p>
-        </w:tc>
-        <w:tc>
-          <w:tcPr>
-            <w:tcW w:type="dxa" w:w="1360"/>
+            <w:tcW w:type="dxa" w:w="2494"/>
             <w:tcBorders>
               <w:top w:val="single" w:color="000000" w:sz="4"/>
               <w:left w:val="single" w:color="000000" w:sz="4"/>
@@ -1087,7 +924,7 @@
       </w:tr>
       <w:tr>
         <w:trPr>
-          <w:trHeight w:val="566" w:hRule="atLeast"/>
+          <w:trHeight w:val="510" w:hRule="atLeast"/>
         </w:trPr>
         <w:tc>
           <w:tcPr>
@@ -1123,7 +960,7 @@
         </w:tc>
         <w:tc>
           <w:tcPr>
-            <w:tcW w:type="dxa" w:w="4535"/>
+            <w:tcW w:type="dxa" w:w="3968"/>
             <w:tcBorders>
               <w:top w:val="single" w:color="000000" w:sz="4"/>
               <w:left w:val="single" w:color="000000" w:sz="4"/>
@@ -1155,7 +992,7 @@
         </w:tc>
         <w:tc>
           <w:tcPr>
-            <w:tcW w:type="dxa" w:w="1133"/>
+            <w:tcW w:type="dxa" w:w="2607"/>
             <w:tcBorders>
               <w:top w:val="single" w:color="000000" w:sz="4"/>
               <w:left w:val="single" w:color="000000" w:sz="4"/>
@@ -1187,39 +1024,7 @@
         </w:tc>
         <w:tc>
           <w:tcPr>
-            <w:tcW w:type="dxa" w:w="2040"/>
-            <w:tcBorders>
-              <w:top w:val="single" w:color="000000" w:sz="4"/>
-              <w:left w:val="single" w:color="000000" w:sz="4"/>
-              <w:bottom w:val="single" w:color="000000" w:sz="4"/>
-              <w:right w:val="single" w:color="000000" w:sz="4"/>
-            </w:tcBorders>
-            <w:shd w:fill="ffffff" w:color="auto" w:val="clear"/>
-            <w:tcMar>
-              <w:top w:type="dxa" w:w="170"/>
-              <w:left w:type="dxa" w:w="170"/>
-              <w:bottom w:type="dxa" w:w="170"/>
-              <w:right w:type="dxa" w:w="170"/>
-            </w:tcMar>
-            <w:vAlign w:val="center"/>
-          </w:tcPr>
-          <w:p>
-            <w:pPr>
-              <w:jc w:val="left"/>
-            </w:pPr>
-            <w:r>
-              <w:rPr>
-                <w:rFonts w:ascii="NanumGothic" w:cs="NanumGothic" w:eastAsia="NanumGothic" w:hAnsi="NanumGothic"/>
-                <w:sz w:val="20"/>
-                <w:szCs w:val="20"/>
-              </w:rPr>
-              <w:t xml:space="preserve"/>
-            </w:r>
-          </w:p>
-        </w:tc>
-        <w:tc>
-          <w:tcPr>
-            <w:tcW w:type="dxa" w:w="1360"/>
+            <w:tcW w:type="dxa" w:w="2494"/>
             <w:tcBorders>
               <w:top w:val="single" w:color="000000" w:sz="4"/>
               <w:left w:val="single" w:color="000000" w:sz="4"/>
@@ -1252,7 +1057,7 @@
       </w:tr>
       <w:tr>
         <w:trPr>
-          <w:trHeight w:val="566" w:hRule="atLeast"/>
+          <w:trHeight w:val="510" w:hRule="atLeast"/>
         </w:trPr>
         <w:tc>
           <w:tcPr>
@@ -1288,7 +1093,7 @@
         </w:tc>
         <w:tc>
           <w:tcPr>
-            <w:tcW w:type="dxa" w:w="4535"/>
+            <w:tcW w:type="dxa" w:w="3968"/>
             <w:tcBorders>
               <w:top w:val="single" w:color="000000" w:sz="4"/>
               <w:left w:val="single" w:color="000000" w:sz="4"/>
@@ -1320,7 +1125,7 @@
         </w:tc>
         <w:tc>
           <w:tcPr>
-            <w:tcW w:type="dxa" w:w="1133"/>
+            <w:tcW w:type="dxa" w:w="2607"/>
             <w:tcBorders>
               <w:top w:val="single" w:color="000000" w:sz="4"/>
               <w:left w:val="single" w:color="000000" w:sz="4"/>
@@ -1352,39 +1157,7 @@
         </w:tc>
         <w:tc>
           <w:tcPr>
-            <w:tcW w:type="dxa" w:w="2040"/>
-            <w:tcBorders>
-              <w:top w:val="single" w:color="000000" w:sz="4"/>
-              <w:left w:val="single" w:color="000000" w:sz="4"/>
-              <w:bottom w:val="single" w:color="000000" w:sz="4"/>
-              <w:right w:val="single" w:color="000000" w:sz="4"/>
-            </w:tcBorders>
-            <w:shd w:fill="F5F5F5" w:color="auto" w:val="clear"/>
-            <w:tcMar>
-              <w:top w:type="dxa" w:w="170"/>
-              <w:left w:type="dxa" w:w="170"/>
-              <w:bottom w:type="dxa" w:w="170"/>
-              <w:right w:type="dxa" w:w="170"/>
-            </w:tcMar>
-            <w:vAlign w:val="center"/>
-          </w:tcPr>
-          <w:p>
-            <w:pPr>
-              <w:jc w:val="left"/>
-            </w:pPr>
-            <w:r>
-              <w:rPr>
-                <w:rFonts w:ascii="NanumGothic" w:cs="NanumGothic" w:eastAsia="NanumGothic" w:hAnsi="NanumGothic"/>
-                <w:sz w:val="20"/>
-                <w:szCs w:val="20"/>
-              </w:rPr>
-              <w:t xml:space="preserve"/>
-            </w:r>
-          </w:p>
-        </w:tc>
-        <w:tc>
-          <w:tcPr>
-            <w:tcW w:type="dxa" w:w="1360"/>
+            <w:tcW w:type="dxa" w:w="2494"/>
             <w:tcBorders>
               <w:top w:val="single" w:color="000000" w:sz="4"/>
               <w:left w:val="single" w:color="000000" w:sz="4"/>
@@ -1417,7 +1190,7 @@
       </w:tr>
       <w:tr>
         <w:trPr>
-          <w:trHeight w:val="566" w:hRule="atLeast"/>
+          <w:trHeight w:val="510" w:hRule="atLeast"/>
         </w:trPr>
         <w:tc>
           <w:tcPr>
@@ -1453,7 +1226,7 @@
         </w:tc>
         <w:tc>
           <w:tcPr>
-            <w:tcW w:type="dxa" w:w="4535"/>
+            <w:tcW w:type="dxa" w:w="3968"/>
             <w:tcBorders>
               <w:top w:val="single" w:color="000000" w:sz="4"/>
               <w:left w:val="single" w:color="000000" w:sz="4"/>
@@ -1485,7 +1258,7 @@
         </w:tc>
         <w:tc>
           <w:tcPr>
-            <w:tcW w:type="dxa" w:w="1133"/>
+            <w:tcW w:type="dxa" w:w="2607"/>
             <w:tcBorders>
               <w:top w:val="single" w:color="000000" w:sz="4"/>
               <w:left w:val="single" w:color="000000" w:sz="4"/>
@@ -1517,39 +1290,7 @@
         </w:tc>
         <w:tc>
           <w:tcPr>
-            <w:tcW w:type="dxa" w:w="2040"/>
-            <w:tcBorders>
-              <w:top w:val="single" w:color="000000" w:sz="4"/>
-              <w:left w:val="single" w:color="000000" w:sz="4"/>
-              <w:bottom w:val="single" w:color="000000" w:sz="4"/>
-              <w:right w:val="single" w:color="000000" w:sz="4"/>
-            </w:tcBorders>
-            <w:shd w:fill="ffffff" w:color="auto" w:val="clear"/>
-            <w:tcMar>
-              <w:top w:type="dxa" w:w="170"/>
-              <w:left w:type="dxa" w:w="170"/>
-              <w:bottom w:type="dxa" w:w="170"/>
-              <w:right w:type="dxa" w:w="170"/>
-            </w:tcMar>
-            <w:vAlign w:val="center"/>
-          </w:tcPr>
-          <w:p>
-            <w:pPr>
-              <w:jc w:val="left"/>
-            </w:pPr>
-            <w:r>
-              <w:rPr>
-                <w:rFonts w:ascii="NanumGothic" w:cs="NanumGothic" w:eastAsia="NanumGothic" w:hAnsi="NanumGothic"/>
-                <w:sz w:val="20"/>
-                <w:szCs w:val="20"/>
-              </w:rPr>
-              <w:t xml:space="preserve"/>
-            </w:r>
-          </w:p>
-        </w:tc>
-        <w:tc>
-          <w:tcPr>
-            <w:tcW w:type="dxa" w:w="1360"/>
+            <w:tcW w:type="dxa" w:w="2494"/>
             <w:tcBorders>
               <w:top w:val="single" w:color="000000" w:sz="4"/>
               <w:left w:val="single" w:color="000000" w:sz="4"/>
@@ -1582,7 +1323,7 @@
       </w:tr>
       <w:tr>
         <w:trPr>
-          <w:trHeight w:val="566" w:hRule="atLeast"/>
+          <w:trHeight w:val="510" w:hRule="atLeast"/>
         </w:trPr>
         <w:tc>
           <w:tcPr>
@@ -1618,7 +1359,7 @@
         </w:tc>
         <w:tc>
           <w:tcPr>
-            <w:tcW w:type="dxa" w:w="4535"/>
+            <w:tcW w:type="dxa" w:w="3968"/>
             <w:tcBorders>
               <w:top w:val="single" w:color="000000" w:sz="4"/>
               <w:left w:val="single" w:color="000000" w:sz="4"/>
@@ -1650,7 +1391,7 @@
         </w:tc>
         <w:tc>
           <w:tcPr>
-            <w:tcW w:type="dxa" w:w="1133"/>
+            <w:tcW w:type="dxa" w:w="2607"/>
             <w:tcBorders>
               <w:top w:val="single" w:color="000000" w:sz="4"/>
               <w:left w:val="single" w:color="000000" w:sz="4"/>
@@ -1682,39 +1423,7 @@
         </w:tc>
         <w:tc>
           <w:tcPr>
-            <w:tcW w:type="dxa" w:w="2040"/>
-            <w:tcBorders>
-              <w:top w:val="single" w:color="000000" w:sz="4"/>
-              <w:left w:val="single" w:color="000000" w:sz="4"/>
-              <w:bottom w:val="single" w:color="000000" w:sz="4"/>
-              <w:right w:val="single" w:color="000000" w:sz="4"/>
-            </w:tcBorders>
-            <w:shd w:fill="F5F5F5" w:color="auto" w:val="clear"/>
-            <w:tcMar>
-              <w:top w:type="dxa" w:w="170"/>
-              <w:left w:type="dxa" w:w="170"/>
-              <w:bottom w:type="dxa" w:w="170"/>
-              <w:right w:type="dxa" w:w="170"/>
-            </w:tcMar>
-            <w:vAlign w:val="center"/>
-          </w:tcPr>
-          <w:p>
-            <w:pPr>
-              <w:jc w:val="left"/>
-            </w:pPr>
-            <w:r>
-              <w:rPr>
-                <w:rFonts w:ascii="NanumGothic" w:cs="NanumGothic" w:eastAsia="NanumGothic" w:hAnsi="NanumGothic"/>
-                <w:sz w:val="20"/>
-                <w:szCs w:val="20"/>
-              </w:rPr>
-              <w:t xml:space="preserve"/>
-            </w:r>
-          </w:p>
-        </w:tc>
-        <w:tc>
-          <w:tcPr>
-            <w:tcW w:type="dxa" w:w="1360"/>
+            <w:tcW w:type="dxa" w:w="2494"/>
             <w:tcBorders>
               <w:top w:val="single" w:color="000000" w:sz="4"/>
               <w:left w:val="single" w:color="000000" w:sz="4"/>
@@ -1747,7 +1456,7 @@
       </w:tr>
       <w:tr>
         <w:trPr>
-          <w:trHeight w:val="566" w:hRule="atLeast"/>
+          <w:trHeight w:val="510" w:hRule="atLeast"/>
         </w:trPr>
         <w:tc>
           <w:tcPr>
@@ -1783,7 +1492,7 @@
         </w:tc>
         <w:tc>
           <w:tcPr>
-            <w:tcW w:type="dxa" w:w="4535"/>
+            <w:tcW w:type="dxa" w:w="3968"/>
             <w:tcBorders>
               <w:top w:val="single" w:color="000000" w:sz="4"/>
               <w:left w:val="single" w:color="000000" w:sz="4"/>
@@ -1815,7 +1524,7 @@
         </w:tc>
         <w:tc>
           <w:tcPr>
-            <w:tcW w:type="dxa" w:w="1133"/>
+            <w:tcW w:type="dxa" w:w="2607"/>
             <w:tcBorders>
               <w:top w:val="single" w:color="000000" w:sz="4"/>
               <w:left w:val="single" w:color="000000" w:sz="4"/>
@@ -1847,39 +1556,7 @@
         </w:tc>
         <w:tc>
           <w:tcPr>
-            <w:tcW w:type="dxa" w:w="2040"/>
-            <w:tcBorders>
-              <w:top w:val="single" w:color="000000" w:sz="4"/>
-              <w:left w:val="single" w:color="000000" w:sz="4"/>
-              <w:bottom w:val="single" w:color="000000" w:sz="4"/>
-              <w:right w:val="single" w:color="000000" w:sz="4"/>
-            </w:tcBorders>
-            <w:shd w:fill="ffffff" w:color="auto" w:val="clear"/>
-            <w:tcMar>
-              <w:top w:type="dxa" w:w="170"/>
-              <w:left w:type="dxa" w:w="170"/>
-              <w:bottom w:type="dxa" w:w="170"/>
-              <w:right w:type="dxa" w:w="170"/>
-            </w:tcMar>
-            <w:vAlign w:val="center"/>
-          </w:tcPr>
-          <w:p>
-            <w:pPr>
-              <w:jc w:val="left"/>
-            </w:pPr>
-            <w:r>
-              <w:rPr>
-                <w:rFonts w:ascii="NanumGothic" w:cs="NanumGothic" w:eastAsia="NanumGothic" w:hAnsi="NanumGothic"/>
-                <w:sz w:val="20"/>
-                <w:szCs w:val="20"/>
-              </w:rPr>
-              <w:t xml:space="preserve"/>
-            </w:r>
-          </w:p>
-        </w:tc>
-        <w:tc>
-          <w:tcPr>
-            <w:tcW w:type="dxa" w:w="1360"/>
+            <w:tcW w:type="dxa" w:w="2494"/>
             <w:tcBorders>
               <w:top w:val="single" w:color="000000" w:sz="4"/>
               <w:left w:val="single" w:color="000000" w:sz="4"/>
@@ -1912,7 +1589,7 @@
       </w:tr>
       <w:tr>
         <w:trPr>
-          <w:trHeight w:val="566" w:hRule="atLeast"/>
+          <w:trHeight w:val="510" w:hRule="atLeast"/>
         </w:trPr>
         <w:tc>
           <w:tcPr>
@@ -1948,7 +1625,7 @@
         </w:tc>
         <w:tc>
           <w:tcPr>
-            <w:tcW w:type="dxa" w:w="4535"/>
+            <w:tcW w:type="dxa" w:w="3968"/>
             <w:tcBorders>
               <w:top w:val="single" w:color="000000" w:sz="4"/>
               <w:left w:val="single" w:color="000000" w:sz="4"/>
@@ -1980,7 +1657,7 @@
         </w:tc>
         <w:tc>
           <w:tcPr>
-            <w:tcW w:type="dxa" w:w="1133"/>
+            <w:tcW w:type="dxa" w:w="2607"/>
             <w:tcBorders>
               <w:top w:val="single" w:color="000000" w:sz="4"/>
               <w:left w:val="single" w:color="000000" w:sz="4"/>
@@ -2012,7 +1689,7 @@
         </w:tc>
         <w:tc>
           <w:tcPr>
-            <w:tcW w:type="dxa" w:w="2040"/>
+            <w:tcW w:type="dxa" w:w="2494"/>
             <w:tcBorders>
               <w:top w:val="single" w:color="000000" w:sz="4"/>
               <w:left w:val="single" w:color="000000" w:sz="4"/>
@@ -2042,9 +1719,243 @@
             </w:r>
           </w:p>
         </w:tc>
-        <w:tc>
-          <w:tcPr>
-            <w:tcW w:type="dxa" w:w="1360"/>
+      </w:tr>
+      <w:tr>
+        <w:trPr>
+          <w:trHeight w:val="510" w:hRule="atLeast"/>
+        </w:trPr>
+        <w:tc>
+          <w:tcPr>
+            <w:tcW w:type="dxa" w:w="566"/>
+            <w:tcBorders>
+              <w:top w:val="single" w:color="000000" w:sz="4"/>
+              <w:left w:val="single" w:color="000000" w:sz="4"/>
+              <w:bottom w:val="single" w:color="000000" w:sz="4"/>
+              <w:right w:val="single" w:color="000000" w:sz="4"/>
+            </w:tcBorders>
+            <w:shd w:fill="ffffff" w:color="auto" w:val="clear"/>
+            <w:tcMar>
+              <w:top w:type="dxa" w:w="170"/>
+              <w:left w:type="dxa" w:w="170"/>
+              <w:bottom w:type="dxa" w:w="170"/>
+              <w:right w:type="dxa" w:w="170"/>
+            </w:tcMar>
+            <w:vAlign w:val="center"/>
+          </w:tcPr>
+          <w:p>
+            <w:pPr>
+              <w:jc w:val="left"/>
+            </w:pPr>
+            <w:r>
+              <w:rPr>
+                <w:rFonts w:ascii="NanumGothic" w:cs="NanumGothic" w:eastAsia="NanumGothic" w:hAnsi="NanumGothic"/>
+                <w:sz w:val="20"/>
+                <w:szCs w:val="20"/>
+              </w:rPr>
+              <w:t xml:space="preserve"/>
+            </w:r>
+          </w:p>
+        </w:tc>
+        <w:tc>
+          <w:tcPr>
+            <w:tcW w:type="dxa" w:w="3968"/>
+            <w:tcBorders>
+              <w:top w:val="single" w:color="000000" w:sz="4"/>
+              <w:left w:val="single" w:color="000000" w:sz="4"/>
+              <w:bottom w:val="single" w:color="000000" w:sz="4"/>
+              <w:right w:val="single" w:color="000000" w:sz="4"/>
+            </w:tcBorders>
+            <w:shd w:fill="ffffff" w:color="auto" w:val="clear"/>
+            <w:tcMar>
+              <w:top w:type="dxa" w:w="170"/>
+              <w:left w:type="dxa" w:w="170"/>
+              <w:bottom w:type="dxa" w:w="170"/>
+              <w:right w:type="dxa" w:w="170"/>
+            </w:tcMar>
+            <w:vAlign w:val="center"/>
+          </w:tcPr>
+          <w:p>
+            <w:pPr>
+              <w:jc w:val="left"/>
+            </w:pPr>
+            <w:r>
+              <w:rPr>
+                <w:rFonts w:ascii="NanumGothic" w:cs="NanumGothic" w:eastAsia="NanumGothic" w:hAnsi="NanumGothic"/>
+                <w:sz w:val="20"/>
+                <w:szCs w:val="20"/>
+              </w:rPr>
+              <w:t xml:space="preserve"/>
+            </w:r>
+          </w:p>
+        </w:tc>
+        <w:tc>
+          <w:tcPr>
+            <w:tcW w:type="dxa" w:w="2607"/>
+            <w:tcBorders>
+              <w:top w:val="single" w:color="000000" w:sz="4"/>
+              <w:left w:val="single" w:color="000000" w:sz="4"/>
+              <w:bottom w:val="single" w:color="000000" w:sz="4"/>
+              <w:right w:val="single" w:color="000000" w:sz="4"/>
+            </w:tcBorders>
+            <w:shd w:fill="ffffff" w:color="auto" w:val="clear"/>
+            <w:tcMar>
+              <w:top w:type="dxa" w:w="170"/>
+              <w:left w:type="dxa" w:w="170"/>
+              <w:bottom w:type="dxa" w:w="170"/>
+              <w:right w:type="dxa" w:w="170"/>
+            </w:tcMar>
+            <w:vAlign w:val="center"/>
+          </w:tcPr>
+          <w:p>
+            <w:pPr>
+              <w:jc w:val="left"/>
+            </w:pPr>
+            <w:r>
+              <w:rPr>
+                <w:rFonts w:ascii="NanumGothic" w:cs="NanumGothic" w:eastAsia="NanumGothic" w:hAnsi="NanumGothic"/>
+                <w:sz w:val="20"/>
+                <w:szCs w:val="20"/>
+              </w:rPr>
+              <w:t xml:space="preserve"/>
+            </w:r>
+          </w:p>
+        </w:tc>
+        <w:tc>
+          <w:tcPr>
+            <w:tcW w:type="dxa" w:w="2494"/>
+            <w:tcBorders>
+              <w:top w:val="single" w:color="000000" w:sz="4"/>
+              <w:left w:val="single" w:color="000000" w:sz="4"/>
+              <w:bottom w:val="single" w:color="000000" w:sz="4"/>
+              <w:right w:val="single" w:color="000000" w:sz="4"/>
+            </w:tcBorders>
+            <w:shd w:fill="ffffff" w:color="auto" w:val="clear"/>
+            <w:tcMar>
+              <w:top w:type="dxa" w:w="170"/>
+              <w:left w:type="dxa" w:w="170"/>
+              <w:bottom w:type="dxa" w:w="170"/>
+              <w:right w:type="dxa" w:w="170"/>
+            </w:tcMar>
+            <w:vAlign w:val="center"/>
+          </w:tcPr>
+          <w:p>
+            <w:pPr>
+              <w:jc w:val="left"/>
+            </w:pPr>
+            <w:r>
+              <w:rPr>
+                <w:rFonts w:ascii="NanumGothic" w:cs="NanumGothic" w:eastAsia="NanumGothic" w:hAnsi="NanumGothic"/>
+                <w:sz w:val="20"/>
+                <w:szCs w:val="20"/>
+              </w:rPr>
+              <w:t xml:space="preserve"/>
+            </w:r>
+          </w:p>
+        </w:tc>
+      </w:tr>
+      <w:tr>
+        <w:trPr>
+          <w:trHeight w:val="510" w:hRule="atLeast"/>
+        </w:trPr>
+        <w:tc>
+          <w:tcPr>
+            <w:tcW w:type="dxa" w:w="566"/>
+            <w:tcBorders>
+              <w:top w:val="single" w:color="000000" w:sz="4"/>
+              <w:left w:val="single" w:color="000000" w:sz="4"/>
+              <w:bottom w:val="single" w:color="000000" w:sz="4"/>
+              <w:right w:val="single" w:color="000000" w:sz="4"/>
+            </w:tcBorders>
+            <w:shd w:fill="F5F5F5" w:color="auto" w:val="clear"/>
+            <w:tcMar>
+              <w:top w:type="dxa" w:w="170"/>
+              <w:left w:type="dxa" w:w="170"/>
+              <w:bottom w:type="dxa" w:w="170"/>
+              <w:right w:type="dxa" w:w="170"/>
+            </w:tcMar>
+            <w:vAlign w:val="center"/>
+          </w:tcPr>
+          <w:p>
+            <w:pPr>
+              <w:jc w:val="left"/>
+            </w:pPr>
+            <w:r>
+              <w:rPr>
+                <w:rFonts w:ascii="NanumGothic" w:cs="NanumGothic" w:eastAsia="NanumGothic" w:hAnsi="NanumGothic"/>
+                <w:sz w:val="20"/>
+                <w:szCs w:val="20"/>
+              </w:rPr>
+              <w:t xml:space="preserve"/>
+            </w:r>
+          </w:p>
+        </w:tc>
+        <w:tc>
+          <w:tcPr>
+            <w:tcW w:type="dxa" w:w="3968"/>
+            <w:tcBorders>
+              <w:top w:val="single" w:color="000000" w:sz="4"/>
+              <w:left w:val="single" w:color="000000" w:sz="4"/>
+              <w:bottom w:val="single" w:color="000000" w:sz="4"/>
+              <w:right w:val="single" w:color="000000" w:sz="4"/>
+            </w:tcBorders>
+            <w:shd w:fill="F5F5F5" w:color="auto" w:val="clear"/>
+            <w:tcMar>
+              <w:top w:type="dxa" w:w="170"/>
+              <w:left w:type="dxa" w:w="170"/>
+              <w:bottom w:type="dxa" w:w="170"/>
+              <w:right w:type="dxa" w:w="170"/>
+            </w:tcMar>
+            <w:vAlign w:val="center"/>
+          </w:tcPr>
+          <w:p>
+            <w:pPr>
+              <w:jc w:val="left"/>
+            </w:pPr>
+            <w:r>
+              <w:rPr>
+                <w:rFonts w:ascii="NanumGothic" w:cs="NanumGothic" w:eastAsia="NanumGothic" w:hAnsi="NanumGothic"/>
+                <w:sz w:val="20"/>
+                <w:szCs w:val="20"/>
+              </w:rPr>
+              <w:t xml:space="preserve"/>
+            </w:r>
+          </w:p>
+        </w:tc>
+        <w:tc>
+          <w:tcPr>
+            <w:tcW w:type="dxa" w:w="2607"/>
+            <w:tcBorders>
+              <w:top w:val="single" w:color="000000" w:sz="4"/>
+              <w:left w:val="single" w:color="000000" w:sz="4"/>
+              <w:bottom w:val="single" w:color="000000" w:sz="4"/>
+              <w:right w:val="single" w:color="000000" w:sz="4"/>
+            </w:tcBorders>
+            <w:shd w:fill="F5F5F5" w:color="auto" w:val="clear"/>
+            <w:tcMar>
+              <w:top w:type="dxa" w:w="170"/>
+              <w:left w:type="dxa" w:w="170"/>
+              <w:bottom w:type="dxa" w:w="170"/>
+              <w:right w:type="dxa" w:w="170"/>
+            </w:tcMar>
+            <w:vAlign w:val="center"/>
+          </w:tcPr>
+          <w:p>
+            <w:pPr>
+              <w:jc w:val="left"/>
+            </w:pPr>
+            <w:r>
+              <w:rPr>
+                <w:rFonts w:ascii="NanumGothic" w:cs="NanumGothic" w:eastAsia="NanumGothic" w:hAnsi="NanumGothic"/>
+                <w:sz w:val="20"/>
+                <w:szCs w:val="20"/>
+              </w:rPr>
+              <w:t xml:space="preserve"/>
+            </w:r>
+          </w:p>
+        </w:tc>
+        <w:tc>
+          <w:tcPr>
+            <w:tcW w:type="dxa" w:w="2494"/>
             <w:tcBorders>
               <w:top w:val="single" w:color="000000" w:sz="4"/>
               <w:left w:val="single" w:color="000000" w:sz="4"/>
@@ -2134,14 +2045,14 @@
                 <w:sz w:val="20"/>
                 <w:szCs w:val="20"/>
               </w:rPr>
-              <w:t xml:space="preserve">종합 의견</w:t>
+              <w:t xml:space="preserve">종합 평가 및 권고사항</w:t>
             </w:r>
           </w:p>
         </w:tc>
       </w:tr>
       <w:tr>
         <w:trPr>
-          <w:trHeight w:val="1417" w:hRule="atLeast"/>
+          <w:trHeight w:val="1587" w:hRule="atLeast"/>
         </w:trPr>
         <w:tc>
           <w:tcPr>
@@ -2228,7 +2139,7 @@
                 <w:sz w:val="20"/>
                 <w:szCs w:val="20"/>
               </w:rPr>
-              <w:t xml:space="preserve">검사자</w:t>
+              <w:t xml:space="preserve">점검자</w:t>
             </w:r>
           </w:p>
         </w:tc>
